--- a/data/HR-files/Szabadságok - megállapodás.docx
+++ b/data/HR-files/Szabadságok - megállapodás.docx
@@ -8,14 +8,14 @@
         <w:shd w:val="clear" w:color="auto" w:fill="D9D9D9"/>
         <w:spacing w:before="360" w:after="360"/>
         <w:rPr>
-          <w:rFonts w:ascii="Poppins" w:hAnsi="Poppins" w:cs="Poppins"/>
-          <w:sz w:val="20"/>
-          <w:szCs w:val="20"/>
-        </w:rPr>
-      </w:pPr>
-      <w:r>
-        <w:rPr>
-          <w:rFonts w:ascii="Poppins" w:hAnsi="Poppins" w:cs="Poppins"/>
+          <w:rFonts w:ascii="Poppins" w:hAnsi="Poppins" w:cs="Poppins" w:eastAsia="Poppins"/>
+          <w:sz w:val="20"/>
+          <w:szCs w:val="20"/>
+        </w:rPr>
+      </w:pPr>
+      <w:r>
+        <w:rPr>
+          <w:rFonts w:ascii="Poppins" w:hAnsi="Poppins" w:cs="Poppins" w:eastAsia="Poppins"/>
           <w:sz w:val="20"/>
           <w:szCs w:val="20"/>
         </w:rPr>
@@ -24,7 +24,7 @@
       <w:proofErr w:type="spellStart"/>
       <w:r>
         <w:rPr>
-          <w:rFonts w:ascii="Poppins" w:hAnsi="Poppins" w:cs="Poppins"/>
+          <w:rFonts w:ascii="Poppins" w:hAnsi="Poppins" w:cs="Poppins" w:eastAsia="Poppins"/>
           <w:sz w:val="20"/>
           <w:szCs w:val="20"/>
         </w:rPr>
@@ -33,7 +33,7 @@
       <w:proofErr w:type="spellEnd"/>
       <w:r>
         <w:rPr>
-          <w:rFonts w:ascii="Poppins" w:hAnsi="Poppins" w:cs="Poppins"/>
+          <w:rFonts w:ascii="Poppins" w:hAnsi="Poppins" w:cs="Poppins" w:eastAsia="Poppins"/>
           <w:sz w:val="20"/>
           <w:szCs w:val="20"/>
         </w:rPr>
@@ -41,7 +41,7 @@
       </w:r>
       <w:r>
         <w:rPr>
-          <w:rFonts w:ascii="Poppins" w:hAnsi="Poppins" w:cs="Poppins"/>
+          <w:rFonts w:ascii="Poppins" w:hAnsi="Poppins" w:cs="Poppins" w:eastAsia="Poppins"/>
           <w:sz w:val="20"/>
           <w:szCs w:val="20"/>
         </w:rPr>
@@ -49,7 +49,7 @@
       </w:r>
       <w:r>
         <w:rPr>
-          <w:rFonts w:ascii="Poppins" w:hAnsi="Poppins" w:cs="Poppins"/>
+          <w:rFonts w:ascii="Poppins" w:hAnsi="Poppins" w:cs="Poppins" w:eastAsia="Poppins"/>
           <w:sz w:val="20"/>
           <w:szCs w:val="20"/>
         </w:rPr>
@@ -60,7 +60,7 @@
       <w:pPr>
         <w:jc w:val="center"/>
         <w:rPr>
-          <w:rFonts w:ascii="Poppins" w:hAnsi="Poppins" w:cs="Poppins"/>
+          <w:rFonts w:ascii="Poppins" w:hAnsi="Poppins" w:cs="Poppins" w:eastAsia="Poppins"/>
           <w:b/>
           <w:bCs/>
           <w:sz w:val="20"/>
@@ -73,14 +73,14 @@
         <w:contextualSpacing/>
         <w:jc w:val="both"/>
         <w:rPr>
-          <w:rFonts w:ascii="Poppins" w:hAnsi="Poppins" w:cs="Poppins"/>
-          <w:sz w:val="20"/>
-          <w:szCs w:val="20"/>
-        </w:rPr>
-      </w:pPr>
-      <w:r>
-        <w:rPr>
-          <w:rFonts w:ascii="Poppins" w:hAnsi="Poppins" w:cs="Poppins"/>
+          <w:rFonts w:ascii="Poppins" w:hAnsi="Poppins" w:cs="Poppins" w:eastAsia="Poppins"/>
+          <w:sz w:val="20"/>
+          <w:szCs w:val="20"/>
+        </w:rPr>
+      </w:pPr>
+      <w:r>
+        <w:rPr>
+          <w:rFonts w:ascii="Poppins" w:hAnsi="Poppins" w:cs="Poppins" w:eastAsia="Poppins"/>
           <w:sz w:val="20"/>
           <w:szCs w:val="20"/>
         </w:rPr>
@@ -88,7 +88,7 @@
       </w:r>
       <w:r>
         <w:rPr>
-          <w:rFonts w:ascii="Poppins" w:hAnsi="Poppins" w:cs="Poppins"/>
+          <w:rFonts w:ascii="Poppins" w:hAnsi="Poppins" w:cs="Poppins" w:eastAsia="Poppins"/>
           <w:b/>
           <w:sz w:val="20"/>
           <w:szCs w:val="20"/>
@@ -97,7 +97,7 @@
       </w:r>
       <w:r>
         <w:rPr>
-          <w:rFonts w:ascii="Poppins" w:hAnsi="Poppins" w:cs="Poppins"/>
+          <w:rFonts w:ascii="Poppins" w:hAnsi="Poppins" w:cs="Poppins" w:eastAsia="Poppins"/>
           <w:sz w:val="20"/>
           <w:szCs w:val="20"/>
         </w:rPr>
@@ -105,7 +105,7 @@
       </w:r>
       <w:r>
         <w:rPr>
-          <w:rFonts w:ascii="Poppins" w:hAnsi="Poppins" w:cs="Poppins"/>
+          <w:rFonts w:ascii="Poppins" w:hAnsi="Poppins" w:cs="Poppins" w:eastAsia="Poppins"/>
           <w:b/>
           <w:sz w:val="20"/>
           <w:szCs w:val="20"/>
@@ -114,7 +114,7 @@
       </w:r>
       <w:r>
         <w:rPr>
-          <w:rFonts w:ascii="Poppins" w:hAnsi="Poppins" w:cs="Poppins"/>
+          <w:rFonts w:ascii="Poppins" w:hAnsi="Poppins" w:cs="Poppins" w:eastAsia="Poppins"/>
           <w:b/>
           <w:sz w:val="20"/>
           <w:szCs w:val="20"/>
@@ -123,7 +123,7 @@
       </w:r>
       <w:r>
         <w:rPr>
-          <w:rFonts w:ascii="Poppins" w:hAnsi="Poppins" w:cs="Poppins"/>
+          <w:rFonts w:ascii="Poppins" w:hAnsi="Poppins" w:cs="Poppins" w:eastAsia="Poppins"/>
           <w:sz w:val="20"/>
           <w:szCs w:val="20"/>
         </w:rPr>
@@ -135,7 +135,7 @@
         <w:contextualSpacing/>
         <w:jc w:val="both"/>
         <w:rPr>
-          <w:rFonts w:ascii="Poppins" w:hAnsi="Poppins" w:cs="Poppins"/>
+          <w:rFonts w:ascii="Poppins" w:hAnsi="Poppins" w:cs="Poppins" w:eastAsia="Poppins"/>
           <w:sz w:val="20"/>
           <w:szCs w:val="20"/>
         </w:rPr>
@@ -145,14 +145,14 @@
       <w:pPr>
         <w:jc w:val="both"/>
         <w:rPr>
-          <w:rFonts w:ascii="Poppins" w:hAnsi="Poppins" w:cs="Poppins"/>
-          <w:sz w:val="20"/>
-          <w:szCs w:val="20"/>
-        </w:rPr>
-      </w:pPr>
-      <w:r>
-        <w:rPr>
-          <w:rFonts w:ascii="Poppins" w:hAnsi="Poppins" w:cs="Poppins"/>
+          <w:rFonts w:ascii="Poppins" w:hAnsi="Poppins" w:cs="Poppins" w:eastAsia="Poppins"/>
+          <w:sz w:val="20"/>
+          <w:szCs w:val="20"/>
+        </w:rPr>
+      </w:pPr>
+      <w:r>
+        <w:rPr>
+          <w:rFonts w:ascii="Poppins" w:hAnsi="Poppins" w:cs="Poppins" w:eastAsia="Poppins"/>
           <w:b/>
           <w:bCs/>
           <w:sz w:val="20"/>
@@ -163,7 +163,7 @@
       </w:r>
       <w:r>
         <w:rPr>
-          <w:rFonts w:ascii="Poppins" w:hAnsi="Poppins" w:cs="Poppins"/>
+          <w:rFonts w:ascii="Poppins" w:hAnsi="Poppins" w:cs="Poppins" w:eastAsia="Poppins"/>
           <w:bCs/>
           <w:iCs/>
           <w:sz w:val="20"/>
@@ -173,7 +173,7 @@
       </w:r>
       <w:r>
         <w:rPr>
-          <w:rFonts w:ascii="Poppins" w:hAnsi="Poppins" w:cs="Poppins"/>
+          <w:rFonts w:ascii="Poppins" w:hAnsi="Poppins" w:cs="Poppins" w:eastAsia="Poppins"/>
           <w:bCs/>
           <w:iCs/>
           <w:sz w:val="20"/>
@@ -183,7 +183,7 @@
       </w:r>
       <w:r>
         <w:rPr>
-          <w:rFonts w:ascii="Poppins" w:hAnsi="Poppins" w:cs="Poppins"/>
+          <w:rFonts w:ascii="Poppins" w:hAnsi="Poppins" w:cs="Poppins" w:eastAsia="Poppins"/>
           <w:bCs/>
           <w:iCs/>
           <w:sz w:val="20"/>
@@ -194,7 +194,7 @@
       </w:r>
       <w:r>
         <w:rPr>
-          <w:rFonts w:ascii="Poppins" w:hAnsi="Poppins" w:cs="Poppins"/>
+          <w:rFonts w:ascii="Poppins" w:hAnsi="Poppins" w:cs="Poppins" w:eastAsia="Poppins"/>
           <w:bCs/>
           <w:iCs/>
           <w:sz w:val="20"/>
@@ -205,7 +205,7 @@
       </w:r>
       <w:r>
         <w:rPr>
-          <w:rFonts w:ascii="Poppins" w:hAnsi="Poppins" w:cs="Poppins"/>
+          <w:rFonts w:ascii="Poppins" w:hAnsi="Poppins" w:cs="Poppins" w:eastAsia="Poppins"/>
           <w:sz w:val="20"/>
           <w:szCs w:val="20"/>
           <w:highlight w:val="yellow"/>
@@ -214,7 +214,7 @@
       </w:r>
       <w:r>
         <w:rPr>
-          <w:rFonts w:ascii="Poppins" w:hAnsi="Poppins" w:cs="Poppins"/>
+          <w:rFonts w:ascii="Poppins" w:hAnsi="Poppins" w:cs="Poppins" w:eastAsia="Poppins"/>
           <w:sz w:val="20"/>
           <w:szCs w:val="20"/>
         </w:rPr>
@@ -222,7 +222,7 @@
       </w:r>
       <w:r>
         <w:rPr>
-          <w:rFonts w:ascii="Poppins" w:hAnsi="Poppins" w:cs="Poppins"/>
+          <w:rFonts w:ascii="Poppins" w:hAnsi="Poppins" w:cs="Poppins" w:eastAsia="Poppins"/>
           <w:b/>
           <w:sz w:val="20"/>
           <w:szCs w:val="20"/>
@@ -231,7 +231,7 @@
       </w:r>
       <w:r>
         <w:rPr>
-          <w:rFonts w:ascii="Poppins" w:hAnsi="Poppins" w:cs="Poppins"/>
+          <w:rFonts w:ascii="Poppins" w:hAnsi="Poppins" w:cs="Poppins" w:eastAsia="Poppins"/>
           <w:sz w:val="20"/>
           <w:szCs w:val="20"/>
         </w:rPr>
@@ -239,7 +239,7 @@
       </w:r>
       <w:r>
         <w:rPr>
-          <w:rFonts w:ascii="Poppins" w:hAnsi="Poppins" w:cs="Poppins"/>
+          <w:rFonts w:ascii="Poppins" w:hAnsi="Poppins" w:cs="Poppins" w:eastAsia="Poppins"/>
           <w:b/>
           <w:sz w:val="20"/>
           <w:szCs w:val="20"/>
@@ -248,7 +248,7 @@
       </w:r>
       <w:r>
         <w:rPr>
-          <w:rFonts w:ascii="Poppins" w:hAnsi="Poppins" w:cs="Poppins"/>
+          <w:rFonts w:ascii="Poppins" w:hAnsi="Poppins" w:cs="Poppins" w:eastAsia="Poppins"/>
           <w:sz w:val="20"/>
           <w:szCs w:val="20"/>
         </w:rPr>
@@ -256,7 +256,7 @@
       </w:r>
       <w:r>
         <w:rPr>
-          <w:rFonts w:ascii="Poppins" w:hAnsi="Poppins" w:cs="Poppins"/>
+          <w:rFonts w:ascii="Poppins" w:hAnsi="Poppins" w:cs="Poppins" w:eastAsia="Poppins"/>
           <w:b/>
           <w:sz w:val="20"/>
           <w:szCs w:val="20"/>
@@ -265,7 +265,7 @@
       </w:r>
       <w:r>
         <w:rPr>
-          <w:rFonts w:ascii="Poppins" w:hAnsi="Poppins" w:cs="Poppins"/>
+          <w:rFonts w:ascii="Poppins" w:hAnsi="Poppins" w:cs="Poppins" w:eastAsia="Poppins"/>
           <w:sz w:val="20"/>
           <w:szCs w:val="20"/>
         </w:rPr>
@@ -273,7 +273,7 @@
       </w:r>
       <w:r>
         <w:rPr>
-          <w:rFonts w:ascii="Poppins" w:hAnsi="Poppins" w:cs="Poppins"/>
+          <w:rFonts w:ascii="Poppins" w:hAnsi="Poppins" w:cs="Poppins" w:eastAsia="Poppins"/>
           <w:b/>
           <w:sz w:val="20"/>
           <w:szCs w:val="20"/>
@@ -282,7 +282,7 @@
       </w:r>
       <w:r>
         <w:rPr>
-          <w:rFonts w:ascii="Poppins" w:hAnsi="Poppins" w:cs="Poppins"/>
+          <w:rFonts w:ascii="Poppins" w:hAnsi="Poppins" w:cs="Poppins" w:eastAsia="Poppins"/>
           <w:sz w:val="20"/>
           <w:szCs w:val="20"/>
         </w:rPr>
@@ -299,14 +299,14 @@
         <w:spacing w:before="240"/>
         <w:jc w:val="both"/>
         <w:rPr>
-          <w:rFonts w:ascii="Poppins" w:hAnsi="Poppins" w:cs="Poppins"/>
-          <w:sz w:val="20"/>
-          <w:szCs w:val="20"/>
-        </w:rPr>
-      </w:pPr>
-      <w:r>
-        <w:rPr>
-          <w:rFonts w:ascii="Poppins" w:hAnsi="Poppins" w:cs="Poppins"/>
+          <w:rFonts w:ascii="Poppins" w:hAnsi="Poppins" w:cs="Poppins" w:eastAsia="Poppins"/>
+          <w:sz w:val="20"/>
+          <w:szCs w:val="20"/>
+        </w:rPr>
+      </w:pPr>
+      <w:r>
+        <w:rPr>
+          <w:rFonts w:ascii="Poppins" w:hAnsi="Poppins" w:cs="Poppins" w:eastAsia="Poppins"/>
           <w:sz w:val="20"/>
           <w:szCs w:val="20"/>
         </w:rPr>
@@ -314,7 +314,7 @@
       </w:r>
       <w:r>
         <w:rPr>
-          <w:rFonts w:ascii="Poppins" w:hAnsi="Poppins" w:cs="Poppins"/>
+          <w:rFonts w:ascii="Poppins" w:hAnsi="Poppins" w:cs="Poppins" w:eastAsia="Poppins"/>
           <w:sz w:val="20"/>
           <w:szCs w:val="20"/>
         </w:rPr>
@@ -322,7 +322,7 @@
       </w:r>
       <w:r>
         <w:rPr>
-          <w:rFonts w:ascii="Poppins" w:hAnsi="Poppins" w:cs="Poppins"/>
+          <w:rFonts w:ascii="Poppins" w:hAnsi="Poppins" w:cs="Poppins" w:eastAsia="Poppins"/>
           <w:sz w:val="20"/>
           <w:szCs w:val="20"/>
         </w:rPr>
@@ -330,7 +330,7 @@
       </w:r>
       <w:r>
         <w:rPr>
-          <w:rFonts w:ascii="Poppins" w:hAnsi="Poppins" w:cs="Poppins"/>
+          <w:rFonts w:ascii="Poppins" w:hAnsi="Poppins" w:cs="Poppins" w:eastAsia="Poppins"/>
           <w:sz w:val="20"/>
           <w:szCs w:val="20"/>
         </w:rPr>
@@ -338,7 +338,7 @@
       </w:r>
       <w:r>
         <w:rPr>
-          <w:rFonts w:ascii="Poppins" w:hAnsi="Poppins" w:cs="Poppins"/>
+          <w:rFonts w:ascii="Poppins" w:hAnsi="Poppins" w:cs="Poppins" w:eastAsia="Poppins"/>
           <w:sz w:val="20"/>
           <w:szCs w:val="20"/>
         </w:rPr>
@@ -346,7 +346,7 @@
       </w:r>
       <w:r>
         <w:rPr>
-          <w:rFonts w:ascii="Poppins" w:hAnsi="Poppins" w:cs="Poppins"/>
+          <w:rFonts w:ascii="Poppins" w:hAnsi="Poppins" w:cs="Poppins" w:eastAsia="Poppins"/>
           <w:sz w:val="20"/>
           <w:szCs w:val="20"/>
         </w:rPr>
@@ -354,7 +354,7 @@
       </w:r>
       <w:r>
         <w:rPr>
-          <w:rFonts w:ascii="Poppins" w:hAnsi="Poppins" w:cs="Poppins"/>
+          <w:rFonts w:ascii="Poppins" w:hAnsi="Poppins" w:cs="Poppins" w:eastAsia="Poppins"/>
           <w:sz w:val="20"/>
           <w:szCs w:val="20"/>
         </w:rPr>
@@ -362,7 +362,7 @@
       </w:r>
       <w:r>
         <w:rPr>
-          <w:rFonts w:ascii="Poppins" w:hAnsi="Poppins" w:cs="Poppins"/>
+          <w:rFonts w:ascii="Poppins" w:hAnsi="Poppins" w:cs="Poppins" w:eastAsia="Poppins"/>
           <w:sz w:val="20"/>
           <w:szCs w:val="20"/>
         </w:rPr>
@@ -370,7 +370,7 @@
       </w:r>
       <w:r>
         <w:rPr>
-          <w:rFonts w:ascii="Poppins" w:hAnsi="Poppins" w:cs="Poppins"/>
+          <w:rFonts w:ascii="Poppins" w:hAnsi="Poppins" w:cs="Poppins" w:eastAsia="Poppins"/>
           <w:sz w:val="20"/>
           <w:szCs w:val="20"/>
         </w:rPr>
@@ -378,7 +378,7 @@
       </w:r>
       <w:r>
         <w:rPr>
-          <w:rFonts w:ascii="Poppins" w:hAnsi="Poppins" w:cs="Poppins"/>
+          <w:rFonts w:ascii="Poppins" w:hAnsi="Poppins" w:cs="Poppins" w:eastAsia="Poppins"/>
           <w:sz w:val="20"/>
           <w:szCs w:val="20"/>
         </w:rPr>
@@ -386,7 +386,7 @@
       </w:r>
       <w:r>
         <w:rPr>
-          <w:rFonts w:ascii="Poppins" w:hAnsi="Poppins" w:cs="Poppins"/>
+          <w:rFonts w:ascii="Poppins" w:hAnsi="Poppins" w:cs="Poppins" w:eastAsia="Poppins"/>
           <w:sz w:val="20"/>
           <w:szCs w:val="20"/>
         </w:rPr>
@@ -394,7 +394,7 @@
       </w:r>
       <w:r>
         <w:rPr>
-          <w:rFonts w:ascii="Poppins" w:hAnsi="Poppins" w:cs="Poppins"/>
+          <w:rFonts w:ascii="Poppins" w:hAnsi="Poppins" w:cs="Poppins" w:eastAsia="Poppins"/>
           <w:sz w:val="20"/>
           <w:szCs w:val="20"/>
         </w:rPr>
@@ -402,7 +402,7 @@
       </w:r>
       <w:r>
         <w:rPr>
-          <w:rFonts w:ascii="Poppins" w:hAnsi="Poppins" w:cs="Poppins"/>
+          <w:rFonts w:ascii="Poppins" w:hAnsi="Poppins" w:cs="Poppins" w:eastAsia="Poppins"/>
           <w:b/>
           <w:sz w:val="20"/>
           <w:szCs w:val="20"/>
@@ -411,7 +411,7 @@
       </w:r>
       <w:r>
         <w:rPr>
-          <w:rFonts w:ascii="Poppins" w:hAnsi="Poppins" w:cs="Poppins"/>
+          <w:rFonts w:ascii="Poppins" w:hAnsi="Poppins" w:cs="Poppins" w:eastAsia="Poppins"/>
           <w:b/>
           <w:sz w:val="20"/>
           <w:szCs w:val="20"/>
@@ -420,7 +420,7 @@
       </w:r>
       <w:r>
         <w:rPr>
-          <w:rFonts w:ascii="Poppins" w:hAnsi="Poppins" w:cs="Poppins"/>
+          <w:rFonts w:ascii="Poppins" w:hAnsi="Poppins" w:cs="Poppins" w:eastAsia="Poppins"/>
           <w:b/>
           <w:sz w:val="20"/>
           <w:szCs w:val="20"/>
@@ -429,7 +429,7 @@
       </w:r>
       <w:r>
         <w:rPr>
-          <w:rFonts w:ascii="Poppins" w:hAnsi="Poppins" w:cs="Poppins"/>
+          <w:rFonts w:ascii="Poppins" w:hAnsi="Poppins" w:cs="Poppins" w:eastAsia="Poppins"/>
           <w:b/>
           <w:sz w:val="20"/>
           <w:szCs w:val="20"/>
@@ -438,7 +438,7 @@
       </w:r>
       <w:r>
         <w:rPr>
-          <w:rFonts w:ascii="Poppins" w:hAnsi="Poppins" w:cs="Poppins"/>
+          <w:rFonts w:ascii="Poppins" w:hAnsi="Poppins" w:cs="Poppins" w:eastAsia="Poppins"/>
           <w:b/>
           <w:sz w:val="20"/>
           <w:szCs w:val="20"/>
@@ -447,7 +447,7 @@
       </w:r>
       <w:r>
         <w:rPr>
-          <w:rFonts w:ascii="Poppins" w:hAnsi="Poppins" w:cs="Poppins"/>
+          <w:rFonts w:ascii="Poppins" w:hAnsi="Poppins" w:cs="Poppins" w:eastAsia="Poppins"/>
           <w:b/>
           <w:sz w:val="20"/>
           <w:szCs w:val="20"/>
@@ -456,7 +456,7 @@
       </w:r>
       <w:r>
         <w:rPr>
-          <w:rFonts w:ascii="Poppins" w:hAnsi="Poppins" w:cs="Poppins"/>
+          <w:rFonts w:ascii="Poppins" w:hAnsi="Poppins" w:cs="Poppins" w:eastAsia="Poppins"/>
           <w:sz w:val="20"/>
           <w:szCs w:val="20"/>
         </w:rPr>
@@ -464,7 +464,7 @@
       </w:r>
       <w:r>
         <w:rPr>
-          <w:rFonts w:ascii="Poppins" w:hAnsi="Poppins" w:cs="Poppins"/>
+          <w:rFonts w:ascii="Poppins" w:hAnsi="Poppins" w:cs="Poppins" w:eastAsia="Poppins"/>
           <w:sz w:val="20"/>
           <w:szCs w:val="20"/>
         </w:rPr>
@@ -472,7 +472,7 @@
       </w:r>
       <w:r>
         <w:rPr>
-          <w:rFonts w:ascii="Poppins" w:hAnsi="Poppins" w:cs="Poppins"/>
+          <w:rFonts w:ascii="Poppins" w:hAnsi="Poppins" w:cs="Poppins" w:eastAsia="Poppins"/>
           <w:sz w:val="20"/>
           <w:szCs w:val="20"/>
         </w:rPr>
@@ -480,7 +480,7 @@
       </w:r>
       <w:r>
         <w:rPr>
-          <w:rFonts w:ascii="Poppins" w:hAnsi="Poppins" w:cs="Poppins"/>
+          <w:rFonts w:ascii="Poppins" w:hAnsi="Poppins" w:cs="Poppins" w:eastAsia="Poppins"/>
           <w:sz w:val="20"/>
           <w:szCs w:val="20"/>
         </w:rPr>
@@ -488,7 +488,7 @@
       </w:r>
       <w:r>
         <w:rPr>
-          <w:rFonts w:ascii="Poppins" w:hAnsi="Poppins" w:cs="Poppins"/>
+          <w:rFonts w:ascii="Poppins" w:hAnsi="Poppins" w:cs="Poppins" w:eastAsia="Poppins"/>
           <w:sz w:val="20"/>
           <w:szCs w:val="20"/>
         </w:rPr>
@@ -496,7 +496,7 @@
       </w:r>
       <w:r>
         <w:rPr>
-          <w:rFonts w:ascii="Poppins" w:hAnsi="Poppins" w:cs="Poppins"/>
+          <w:rFonts w:ascii="Poppins" w:hAnsi="Poppins" w:cs="Poppins" w:eastAsia="Poppins"/>
           <w:b/>
           <w:sz w:val="20"/>
           <w:szCs w:val="20"/>
@@ -505,7 +505,7 @@
       </w:r>
       <w:r>
         <w:rPr>
-          <w:rFonts w:ascii="Poppins" w:hAnsi="Poppins" w:cs="Poppins"/>
+          <w:rFonts w:ascii="Poppins" w:hAnsi="Poppins" w:cs="Poppins" w:eastAsia="Poppins"/>
           <w:sz w:val="20"/>
           <w:szCs w:val="20"/>
         </w:rPr>
@@ -513,7 +513,7 @@
       </w:r>
       <w:r>
         <w:rPr>
-          <w:rFonts w:ascii="Poppins" w:hAnsi="Poppins" w:cs="Poppins"/>
+          <w:rFonts w:ascii="Poppins" w:hAnsi="Poppins" w:cs="Poppins" w:eastAsia="Poppins"/>
           <w:sz w:val="20"/>
           <w:szCs w:val="20"/>
         </w:rPr>
@@ -530,14 +530,14 @@
         <w:spacing w:after="0"/>
         <w:jc w:val="both"/>
         <w:rPr>
-          <w:rFonts w:ascii="Poppins" w:hAnsi="Poppins" w:cs="Poppins"/>
-          <w:sz w:val="20"/>
-          <w:szCs w:val="20"/>
-        </w:rPr>
-      </w:pPr>
-      <w:r>
-        <w:rPr>
-          <w:rFonts w:ascii="Poppins" w:hAnsi="Poppins" w:cs="Poppins"/>
+          <w:rFonts w:ascii="Poppins" w:hAnsi="Poppins" w:cs="Poppins" w:eastAsia="Poppins"/>
+          <w:sz w:val="20"/>
+          <w:szCs w:val="20"/>
+        </w:rPr>
+      </w:pPr>
+      <w:r>
+        <w:rPr>
+          <w:rFonts w:ascii="Poppins" w:hAnsi="Poppins" w:cs="Poppins" w:eastAsia="Poppins"/>
           <w:sz w:val="20"/>
           <w:szCs w:val="20"/>
         </w:rPr>
@@ -545,7 +545,7 @@
       </w:r>
       <w:r>
         <w:rPr>
-          <w:rFonts w:ascii="Poppins" w:hAnsi="Poppins" w:cs="Poppins"/>
+          <w:rFonts w:ascii="Poppins" w:hAnsi="Poppins" w:cs="Poppins" w:eastAsia="Poppins"/>
           <w:sz w:val="20"/>
           <w:szCs w:val="20"/>
         </w:rPr>
@@ -553,7 +553,7 @@
       </w:r>
       <w:r>
         <w:rPr>
-          <w:rFonts w:ascii="Poppins" w:hAnsi="Poppins" w:cs="Poppins"/>
+          <w:rFonts w:ascii="Poppins" w:hAnsi="Poppins" w:cs="Poppins" w:eastAsia="Poppins"/>
           <w:sz w:val="20"/>
           <w:szCs w:val="20"/>
         </w:rPr>
@@ -561,7 +561,7 @@
       </w:r>
       <w:r>
         <w:rPr>
-          <w:rFonts w:ascii="Poppins" w:hAnsi="Poppins" w:cs="Poppins"/>
+          <w:rFonts w:ascii="Poppins" w:hAnsi="Poppins" w:cs="Poppins" w:eastAsia="Poppins"/>
           <w:sz w:val="20"/>
           <w:szCs w:val="20"/>
         </w:rPr>
@@ -569,7 +569,7 @@
       </w:r>
       <w:r>
         <w:rPr>
-          <w:rFonts w:ascii="Poppins" w:hAnsi="Poppins" w:cs="Poppins"/>
+          <w:rFonts w:ascii="Poppins" w:hAnsi="Poppins" w:cs="Poppins" w:eastAsia="Poppins"/>
           <w:sz w:val="20"/>
           <w:szCs w:val="20"/>
         </w:rPr>
@@ -577,7 +577,7 @@
       </w:r>
       <w:r>
         <w:rPr>
-          <w:rFonts w:ascii="Poppins" w:hAnsi="Poppins" w:cs="Poppins"/>
+          <w:rFonts w:ascii="Poppins" w:hAnsi="Poppins" w:cs="Poppins" w:eastAsia="Poppins"/>
           <w:sz w:val="20"/>
           <w:szCs w:val="20"/>
         </w:rPr>
@@ -585,7 +585,7 @@
       </w:r>
       <w:r>
         <w:rPr>
-          <w:rFonts w:ascii="Poppins" w:hAnsi="Poppins" w:cs="Poppins"/>
+          <w:rFonts w:ascii="Poppins" w:hAnsi="Poppins" w:cs="Poppins" w:eastAsia="Poppins"/>
           <w:sz w:val="20"/>
           <w:szCs w:val="20"/>
         </w:rPr>
@@ -593,7 +593,7 @@
       </w:r>
       <w:r>
         <w:rPr>
-          <w:rFonts w:ascii="Poppins" w:hAnsi="Poppins" w:cs="Poppins"/>
+          <w:rFonts w:ascii="Poppins" w:hAnsi="Poppins" w:cs="Poppins" w:eastAsia="Poppins"/>
           <w:b/>
           <w:sz w:val="20"/>
           <w:szCs w:val="20"/>
@@ -602,7 +602,7 @@
       </w:r>
       <w:r>
         <w:rPr>
-          <w:rFonts w:ascii="Poppins" w:hAnsi="Poppins" w:cs="Poppins"/>
+          <w:rFonts w:ascii="Poppins" w:hAnsi="Poppins" w:cs="Poppins" w:eastAsia="Poppins"/>
           <w:b/>
           <w:sz w:val="20"/>
           <w:szCs w:val="20"/>
@@ -611,7 +611,7 @@
       </w:r>
       <w:r>
         <w:rPr>
-          <w:rFonts w:ascii="Poppins" w:hAnsi="Poppins" w:cs="Poppins"/>
+          <w:rFonts w:ascii="Poppins" w:hAnsi="Poppins" w:cs="Poppins" w:eastAsia="Poppins"/>
           <w:b/>
           <w:sz w:val="20"/>
           <w:szCs w:val="20"/>
@@ -620,7 +620,7 @@
       </w:r>
       <w:r>
         <w:rPr>
-          <w:rFonts w:ascii="Poppins" w:hAnsi="Poppins" w:cs="Poppins"/>
+          <w:rFonts w:ascii="Poppins" w:hAnsi="Poppins" w:cs="Poppins" w:eastAsia="Poppins"/>
           <w:b/>
           <w:sz w:val="20"/>
           <w:szCs w:val="20"/>
@@ -629,7 +629,7 @@
       </w:r>
       <w:r>
         <w:rPr>
-          <w:rFonts w:ascii="Poppins" w:hAnsi="Poppins" w:cs="Poppins"/>
+          <w:rFonts w:ascii="Poppins" w:hAnsi="Poppins" w:cs="Poppins" w:eastAsia="Poppins"/>
           <w:sz w:val="20"/>
           <w:szCs w:val="20"/>
         </w:rPr>
@@ -637,7 +637,7 @@
       </w:r>
       <w:r>
         <w:rPr>
-          <w:rFonts w:ascii="Poppins" w:hAnsi="Poppins" w:cs="Poppins"/>
+          <w:rFonts w:ascii="Poppins" w:hAnsi="Poppins" w:cs="Poppins" w:eastAsia="Poppins"/>
           <w:sz w:val="20"/>
           <w:szCs w:val="20"/>
         </w:rPr>
@@ -645,7 +645,7 @@
       </w:r>
       <w:r>
         <w:rPr>
-          <w:rFonts w:ascii="Poppins" w:hAnsi="Poppins" w:cs="Poppins"/>
+          <w:rFonts w:ascii="Poppins" w:hAnsi="Poppins" w:cs="Poppins" w:eastAsia="Poppins"/>
           <w:sz w:val="20"/>
           <w:szCs w:val="20"/>
         </w:rPr>
@@ -653,7 +653,7 @@
       </w:r>
       <w:r>
         <w:rPr>
-          <w:rFonts w:ascii="Poppins" w:hAnsi="Poppins" w:cs="Poppins"/>
+          <w:rFonts w:ascii="Poppins" w:hAnsi="Poppins" w:cs="Poppins" w:eastAsia="Poppins"/>
           <w:sz w:val="20"/>
           <w:szCs w:val="20"/>
         </w:rPr>
@@ -661,7 +661,7 @@
       </w:r>
       <w:r>
         <w:rPr>
-          <w:rFonts w:ascii="Poppins" w:hAnsi="Poppins" w:cs="Poppins"/>
+          <w:rFonts w:ascii="Poppins" w:hAnsi="Poppins" w:cs="Poppins" w:eastAsia="Poppins"/>
           <w:sz w:val="20"/>
           <w:szCs w:val="20"/>
         </w:rPr>
@@ -674,14 +674,14 @@
         <w:spacing w:after="0"/>
         <w:jc w:val="both"/>
         <w:rPr>
-          <w:rFonts w:ascii="Poppins" w:hAnsi="Poppins" w:cs="Poppins"/>
-          <w:sz w:val="20"/>
-          <w:szCs w:val="20"/>
-        </w:rPr>
-      </w:pPr>
-      <w:r>
-        <w:rPr>
-          <w:rFonts w:ascii="Poppins" w:hAnsi="Poppins" w:cs="Poppins"/>
+          <w:rFonts w:ascii="Poppins" w:hAnsi="Poppins" w:cs="Poppins" w:eastAsia="Poppins"/>
+          <w:sz w:val="20"/>
+          <w:szCs w:val="20"/>
+        </w:rPr>
+      </w:pPr>
+      <w:r>
+        <w:rPr>
+          <w:rFonts w:ascii="Poppins" w:hAnsi="Poppins" w:cs="Poppins" w:eastAsia="Poppins"/>
           <w:sz w:val="20"/>
           <w:szCs w:val="20"/>
         </w:rPr>
@@ -689,7 +689,7 @@
       </w:r>
       <w:r>
         <w:rPr>
-          <w:rFonts w:ascii="Poppins" w:hAnsi="Poppins" w:cs="Poppins"/>
+          <w:rFonts w:ascii="Poppins" w:hAnsi="Poppins" w:cs="Poppins" w:eastAsia="Poppins"/>
           <w:sz w:val="20"/>
           <w:szCs w:val="20"/>
         </w:rPr>
@@ -697,7 +697,7 @@
       </w:r>
       <w:r>
         <w:rPr>
-          <w:rFonts w:ascii="Poppins" w:hAnsi="Poppins" w:cs="Poppins"/>
+          <w:rFonts w:ascii="Poppins" w:hAnsi="Poppins" w:cs="Poppins" w:eastAsia="Poppins"/>
           <w:sz w:val="20"/>
           <w:szCs w:val="20"/>
         </w:rPr>
@@ -705,7 +705,7 @@
       </w:r>
       <w:r>
         <w:rPr>
-          <w:rFonts w:ascii="Poppins" w:hAnsi="Poppins" w:cs="Poppins"/>
+          <w:rFonts w:ascii="Poppins" w:hAnsi="Poppins" w:cs="Poppins" w:eastAsia="Poppins"/>
           <w:sz w:val="20"/>
           <w:szCs w:val="20"/>
         </w:rPr>
@@ -713,7 +713,7 @@
       </w:r>
       <w:r>
         <w:rPr>
-          <w:rFonts w:ascii="Poppins" w:hAnsi="Poppins" w:cs="Poppins"/>
+          <w:rFonts w:ascii="Poppins" w:hAnsi="Poppins" w:cs="Poppins" w:eastAsia="Poppins"/>
           <w:sz w:val="20"/>
           <w:szCs w:val="20"/>
         </w:rPr>
@@ -721,7 +721,7 @@
       </w:r>
       <w:r>
         <w:rPr>
-          <w:rFonts w:ascii="Poppins" w:hAnsi="Poppins" w:cs="Poppins"/>
+          <w:rFonts w:ascii="Poppins" w:hAnsi="Poppins" w:cs="Poppins" w:eastAsia="Poppins"/>
           <w:sz w:val="20"/>
           <w:szCs w:val="20"/>
         </w:rPr>
@@ -729,7 +729,7 @@
       </w:r>
       <w:r>
         <w:rPr>
-          <w:rFonts w:ascii="Poppins" w:hAnsi="Poppins" w:cs="Poppins"/>
+          <w:rFonts w:ascii="Poppins" w:hAnsi="Poppins" w:cs="Poppins" w:eastAsia="Poppins"/>
           <w:sz w:val="20"/>
           <w:szCs w:val="20"/>
         </w:rPr>
@@ -737,7 +737,7 @@
       </w:r>
       <w:r>
         <w:rPr>
-          <w:rFonts w:ascii="Poppins" w:hAnsi="Poppins" w:cs="Poppins"/>
+          <w:rFonts w:ascii="Poppins" w:hAnsi="Poppins" w:cs="Poppins" w:eastAsia="Poppins"/>
           <w:sz w:val="20"/>
           <w:szCs w:val="20"/>
         </w:rPr>
@@ -745,7 +745,7 @@
       </w:r>
       <w:r>
         <w:rPr>
-          <w:rFonts w:ascii="Poppins" w:hAnsi="Poppins" w:cs="Poppins"/>
+          <w:rFonts w:ascii="Poppins" w:hAnsi="Poppins" w:cs="Poppins" w:eastAsia="Poppins"/>
           <w:b/>
           <w:bCs/>
           <w:sz w:val="20"/>
@@ -755,7 +755,7 @@
       </w:r>
       <w:r>
         <w:rPr>
-          <w:rFonts w:ascii="Poppins" w:hAnsi="Poppins" w:cs="Poppins"/>
+          <w:rFonts w:ascii="Poppins" w:hAnsi="Poppins" w:cs="Poppins" w:eastAsia="Poppins"/>
           <w:b/>
           <w:bCs/>
           <w:sz w:val="20"/>
@@ -765,7 +765,7 @@
       </w:r>
       <w:r>
         <w:rPr>
-          <w:rFonts w:ascii="Poppins" w:hAnsi="Poppins" w:cs="Poppins"/>
+          <w:rFonts w:ascii="Poppins" w:hAnsi="Poppins" w:cs="Poppins" w:eastAsia="Poppins"/>
           <w:sz w:val="20"/>
           <w:szCs w:val="20"/>
         </w:rPr>
@@ -782,14 +782,14 @@
         <w:spacing w:after="0"/>
         <w:jc w:val="both"/>
         <w:rPr>
-          <w:rFonts w:ascii="Poppins" w:hAnsi="Poppins" w:cs="Poppins"/>
-          <w:sz w:val="20"/>
-          <w:szCs w:val="20"/>
-        </w:rPr>
-      </w:pPr>
-      <w:r>
-        <w:rPr>
-          <w:rFonts w:ascii="Poppins" w:hAnsi="Poppins" w:cs="Poppins"/>
+          <w:rFonts w:ascii="Poppins" w:hAnsi="Poppins" w:cs="Poppins" w:eastAsia="Poppins"/>
+          <w:sz w:val="20"/>
+          <w:szCs w:val="20"/>
+        </w:rPr>
+      </w:pPr>
+      <w:r>
+        <w:rPr>
+          <w:rFonts w:ascii="Poppins" w:hAnsi="Poppins" w:cs="Poppins" w:eastAsia="Poppins"/>
           <w:sz w:val="20"/>
           <w:szCs w:val="20"/>
         </w:rPr>
@@ -797,7 +797,7 @@
       </w:r>
       <w:r>
         <w:rPr>
-          <w:rFonts w:ascii="Poppins" w:hAnsi="Poppins" w:cs="Poppins"/>
+          <w:rFonts w:ascii="Poppins" w:hAnsi="Poppins" w:cs="Poppins" w:eastAsia="Poppins"/>
           <w:sz w:val="20"/>
           <w:szCs w:val="20"/>
         </w:rPr>
@@ -805,7 +805,7 @@
       </w:r>
       <w:r>
         <w:rPr>
-          <w:rFonts w:ascii="Poppins" w:hAnsi="Poppins" w:cs="Poppins"/>
+          <w:rFonts w:ascii="Poppins" w:hAnsi="Poppins" w:cs="Poppins" w:eastAsia="Poppins"/>
           <w:sz w:val="20"/>
           <w:szCs w:val="20"/>
         </w:rPr>
@@ -813,7 +813,7 @@
       </w:r>
       <w:r>
         <w:rPr>
-          <w:rFonts w:ascii="Poppins" w:hAnsi="Poppins" w:cs="Poppins"/>
+          <w:rFonts w:ascii="Poppins" w:hAnsi="Poppins" w:cs="Poppins" w:eastAsia="Poppins"/>
           <w:sz w:val="20"/>
           <w:szCs w:val="20"/>
         </w:rPr>
@@ -830,14 +830,14 @@
         <w:spacing w:after="0"/>
         <w:jc w:val="both"/>
         <w:rPr>
-          <w:rFonts w:ascii="Poppins" w:hAnsi="Poppins" w:cs="Poppins"/>
-          <w:sz w:val="20"/>
-          <w:szCs w:val="20"/>
-        </w:rPr>
-      </w:pPr>
-      <w:r>
-        <w:rPr>
-          <w:rFonts w:ascii="Poppins" w:hAnsi="Poppins" w:cs="Poppins"/>
+          <w:rFonts w:ascii="Poppins" w:hAnsi="Poppins" w:cs="Poppins" w:eastAsia="Poppins"/>
+          <w:sz w:val="20"/>
+          <w:szCs w:val="20"/>
+        </w:rPr>
+      </w:pPr>
+      <w:r>
+        <w:rPr>
+          <w:rFonts w:ascii="Poppins" w:hAnsi="Poppins" w:cs="Poppins" w:eastAsia="Poppins"/>
           <w:sz w:val="20"/>
           <w:szCs w:val="20"/>
         </w:rPr>
@@ -845,7 +845,7 @@
       </w:r>
       <w:r>
         <w:rPr>
-          <w:rFonts w:ascii="Poppins" w:hAnsi="Poppins" w:cs="Poppins"/>
+          <w:rFonts w:ascii="Poppins" w:hAnsi="Poppins" w:cs="Poppins" w:eastAsia="Poppins"/>
           <w:sz w:val="20"/>
           <w:szCs w:val="20"/>
         </w:rPr>
@@ -853,7 +853,7 @@
       </w:r>
       <w:r>
         <w:rPr>
-          <w:rFonts w:ascii="Poppins" w:hAnsi="Poppins" w:cs="Poppins"/>
+          <w:rFonts w:ascii="Poppins" w:hAnsi="Poppins" w:cs="Poppins" w:eastAsia="Poppins"/>
           <w:sz w:val="20"/>
           <w:szCs w:val="20"/>
         </w:rPr>
@@ -861,7 +861,7 @@
       </w:r>
       <w:r>
         <w:rPr>
-          <w:rFonts w:ascii="Poppins" w:hAnsi="Poppins" w:cs="Poppins"/>
+          <w:rFonts w:ascii="Poppins" w:hAnsi="Poppins" w:cs="Poppins" w:eastAsia="Poppins"/>
           <w:sz w:val="20"/>
           <w:szCs w:val="20"/>
         </w:rPr>
@@ -869,7 +869,7 @@
       </w:r>
       <w:r>
         <w:rPr>
-          <w:rFonts w:ascii="Poppins" w:hAnsi="Poppins" w:cs="Poppins"/>
+          <w:rFonts w:ascii="Poppins" w:hAnsi="Poppins" w:cs="Poppins" w:eastAsia="Poppins"/>
           <w:sz w:val="20"/>
           <w:szCs w:val="20"/>
         </w:rPr>
@@ -886,14 +886,14 @@
         <w:spacing w:after="0" w:line="240" w:lineRule="auto"/>
         <w:jc w:val="both"/>
         <w:rPr>
-          <w:rFonts w:ascii="Poppins" w:hAnsi="Poppins" w:cs="Poppins"/>
-          <w:sz w:val="20"/>
-          <w:szCs w:val="20"/>
-        </w:rPr>
-      </w:pPr>
-      <w:r>
-        <w:rPr>
-          <w:rFonts w:ascii="Poppins" w:hAnsi="Poppins" w:cs="Poppins"/>
+          <w:rFonts w:ascii="Poppins" w:hAnsi="Poppins" w:cs="Poppins" w:eastAsia="Poppins"/>
+          <w:sz w:val="20"/>
+          <w:szCs w:val="20"/>
+        </w:rPr>
+      </w:pPr>
+      <w:r>
+        <w:rPr>
+          <w:rFonts w:ascii="Poppins" w:hAnsi="Poppins" w:cs="Poppins" w:eastAsia="Poppins"/>
           <w:sz w:val="20"/>
           <w:szCs w:val="20"/>
         </w:rPr>
@@ -909,7 +909,7 @@
         </w:numPr>
         <w:jc w:val="both"/>
         <w:rPr>
-          <w:rFonts w:ascii="Poppins" w:hAnsi="Poppins" w:cs="Poppins"/>
+          <w:rFonts w:ascii="Poppins" w:hAnsi="Poppins" w:cs="Poppins" w:eastAsia="Poppins"/>
           <w:noProof/>
           <w:sz w:val="20"/>
           <w:szCs w:val="20"/>
@@ -917,7 +917,7 @@
       </w:pPr>
       <w:r>
         <w:rPr>
-          <w:rFonts w:ascii="Poppins" w:hAnsi="Poppins" w:cs="Poppins"/>
+          <w:rFonts w:ascii="Poppins" w:hAnsi="Poppins" w:cs="Poppins" w:eastAsia="Poppins"/>
           <w:noProof/>
           <w:sz w:val="20"/>
           <w:szCs w:val="20"/>
@@ -926,7 +926,7 @@
       </w:r>
       <w:r>
         <w:rPr>
-          <w:rFonts w:ascii="Poppins" w:hAnsi="Poppins" w:cs="Poppins"/>
+          <w:rFonts w:ascii="Poppins" w:hAnsi="Poppins" w:cs="Poppins" w:eastAsia="Poppins"/>
           <w:sz w:val="20"/>
           <w:szCs w:val="20"/>
         </w:rPr>
@@ -934,7 +934,7 @@
       </w:r>
       <w:r>
         <w:rPr>
-          <w:rFonts w:ascii="Poppins" w:hAnsi="Poppins" w:cs="Poppins"/>
+          <w:rFonts w:ascii="Poppins" w:hAnsi="Poppins" w:cs="Poppins" w:eastAsia="Poppins"/>
           <w:noProof/>
           <w:sz w:val="20"/>
           <w:szCs w:val="20"/>
@@ -951,14 +951,14 @@
         </w:numPr>
         <w:jc w:val="both"/>
         <w:rPr>
-          <w:rFonts w:ascii="Poppins" w:hAnsi="Poppins" w:cs="Poppins"/>
-          <w:sz w:val="20"/>
-          <w:szCs w:val="20"/>
-        </w:rPr>
-      </w:pPr>
-      <w:r>
-        <w:rPr>
-          <w:rFonts w:ascii="Poppins" w:hAnsi="Poppins" w:cs="Poppins"/>
+          <w:rFonts w:ascii="Poppins" w:hAnsi="Poppins" w:cs="Poppins" w:eastAsia="Poppins"/>
+          <w:sz w:val="20"/>
+          <w:szCs w:val="20"/>
+        </w:rPr>
+      </w:pPr>
+      <w:r>
+        <w:rPr>
+          <w:rFonts w:ascii="Poppins" w:hAnsi="Poppins" w:cs="Poppins" w:eastAsia="Poppins"/>
           <w:sz w:val="20"/>
           <w:szCs w:val="20"/>
         </w:rPr>
@@ -972,7 +972,7 @@
         <w:ind w:left="0"/>
         <w:jc w:val="both"/>
         <w:rPr>
-          <w:rFonts w:ascii="Poppins" w:hAnsi="Poppins" w:cs="Poppins"/>
+          <w:rFonts w:ascii="Poppins" w:hAnsi="Poppins" w:cs="Poppins" w:eastAsia="Poppins"/>
           <w:sz w:val="20"/>
           <w:szCs w:val="20"/>
         </w:rPr>
@@ -985,14 +985,14 @@
         <w:ind w:left="0"/>
         <w:jc w:val="both"/>
         <w:rPr>
-          <w:rFonts w:ascii="Poppins" w:hAnsi="Poppins" w:cs="Poppins"/>
-          <w:sz w:val="20"/>
-          <w:szCs w:val="20"/>
-        </w:rPr>
-      </w:pPr>
-      <w:r>
-        <w:rPr>
-          <w:rFonts w:ascii="Poppins" w:hAnsi="Poppins" w:cs="Poppins"/>
+          <w:rFonts w:ascii="Poppins" w:hAnsi="Poppins" w:cs="Poppins" w:eastAsia="Poppins"/>
+          <w:sz w:val="20"/>
+          <w:szCs w:val="20"/>
+        </w:rPr>
+      </w:pPr>
+      <w:r>
+        <w:rPr>
+          <w:rFonts w:ascii="Poppins" w:hAnsi="Poppins" w:cs="Poppins" w:eastAsia="Poppins"/>
           <w:sz w:val="20"/>
           <w:szCs w:val="20"/>
         </w:rPr>
@@ -1000,7 +1000,7 @@
       </w:r>
       <w:r>
         <w:rPr>
-          <w:rFonts w:ascii="Poppins" w:hAnsi="Poppins" w:cs="Poppins"/>
+          <w:rFonts w:ascii="Poppins" w:hAnsi="Poppins" w:cs="Poppins" w:eastAsia="Poppins"/>
           <w:sz w:val="20"/>
           <w:szCs w:val="20"/>
         </w:rPr>
@@ -1008,7 +1008,7 @@
       </w:r>
       <w:r>
         <w:rPr>
-          <w:rFonts w:ascii="Poppins" w:hAnsi="Poppins" w:cs="Poppins"/>
+          <w:rFonts w:ascii="Poppins" w:hAnsi="Poppins" w:cs="Poppins" w:eastAsia="Poppins"/>
           <w:sz w:val="20"/>
           <w:szCs w:val="20"/>
         </w:rPr>
@@ -1016,7 +1016,7 @@
       </w:r>
       <w:r>
         <w:rPr>
-          <w:rFonts w:ascii="Poppins" w:hAnsi="Poppins" w:cs="Poppins"/>
+          <w:rFonts w:ascii="Poppins" w:hAnsi="Poppins" w:cs="Poppins" w:eastAsia="Poppins"/>
           <w:sz w:val="20"/>
           <w:szCs w:val="20"/>
         </w:rPr>
@@ -1024,7 +1024,7 @@
       </w:r>
       <w:r>
         <w:rPr>
-          <w:rFonts w:ascii="Poppins" w:hAnsi="Poppins" w:cs="Poppins"/>
+          <w:rFonts w:ascii="Poppins" w:hAnsi="Poppins" w:cs="Poppins" w:eastAsia="Poppins"/>
           <w:sz w:val="20"/>
           <w:szCs w:val="20"/>
           <w:highlight w:val="yellow"/>
@@ -1039,7 +1039,7 @@
         <w:adjustRightInd w:val="0"/>
         <w:jc w:val="center"/>
         <w:rPr>
-          <w:rFonts w:ascii="Poppins" w:hAnsi="Poppins" w:cs="Poppins"/>
+          <w:rFonts w:ascii="Poppins" w:hAnsi="Poppins" w:cs="Poppins" w:eastAsia="Poppins"/>
           <w:bCs/>
           <w:sz w:val="20"/>
           <w:szCs w:val="20"/>
@@ -1047,7 +1047,7 @@
       </w:pPr>
       <w:r>
         <w:rPr>
-          <w:rFonts w:ascii="Poppins" w:hAnsi="Poppins" w:cs="Poppins"/>
+          <w:rFonts w:ascii="Poppins" w:hAnsi="Poppins" w:cs="Poppins" w:eastAsia="Poppins"/>
           <w:bCs/>
           <w:sz w:val="20"/>
           <w:szCs w:val="20"/>
@@ -1062,7 +1062,7 @@
         <w:adjustRightInd w:val="0"/>
         <w:jc w:val="both"/>
         <w:rPr>
-          <w:rFonts w:ascii="Poppins" w:hAnsi="Poppins" w:cs="Poppins"/>
+          <w:rFonts w:ascii="Poppins" w:hAnsi="Poppins" w:cs="Poppins" w:eastAsia="Poppins"/>
           <w:bCs/>
           <w:sz w:val="20"/>
           <w:szCs w:val="20"/>
@@ -1076,7 +1076,7 @@
         <w:adjustRightInd w:val="0"/>
         <w:jc w:val="both"/>
         <w:rPr>
-          <w:rFonts w:ascii="Poppins" w:hAnsi="Poppins" w:cs="Poppins"/>
+          <w:rFonts w:ascii="Poppins" w:hAnsi="Poppins" w:cs="Poppins" w:eastAsia="Poppins"/>
           <w:bCs/>
           <w:sz w:val="20"/>
           <w:szCs w:val="20"/>
@@ -1112,14 +1112,14 @@
               <w:ind w:left="57" w:right="57"/>
               <w:jc w:val="center"/>
               <w:rPr>
-                <w:rFonts w:ascii="Poppins" w:hAnsi="Poppins" w:cs="Poppins"/>
+                <w:rFonts w:ascii="Poppins" w:hAnsi="Poppins" w:cs="Poppins" w:eastAsia="Poppins"/>
                 <w:sz w:val="20"/>
                 <w:szCs w:val="20"/>
               </w:rPr>
             </w:pPr>
             <w:r>
               <w:rPr>
-                <w:rFonts w:ascii="Poppins" w:hAnsi="Poppins" w:cs="Poppins"/>
+                <w:rFonts w:ascii="Poppins" w:hAnsi="Poppins" w:cs="Poppins" w:eastAsia="Poppins"/>
                 <w:sz w:val="20"/>
                 <w:szCs w:val="20"/>
               </w:rPr>
@@ -1138,14 +1138,14 @@
               <w:ind w:left="57" w:right="57"/>
               <w:jc w:val="center"/>
               <w:rPr>
-                <w:rFonts w:ascii="Poppins" w:hAnsi="Poppins" w:cs="Poppins"/>
+                <w:rFonts w:ascii="Poppins" w:hAnsi="Poppins" w:cs="Poppins" w:eastAsia="Poppins"/>
                 <w:sz w:val="20"/>
                 <w:szCs w:val="20"/>
               </w:rPr>
             </w:pPr>
             <w:r>
               <w:rPr>
-                <w:rFonts w:ascii="Poppins" w:hAnsi="Poppins" w:cs="Poppins"/>
+                <w:rFonts w:ascii="Poppins" w:hAnsi="Poppins" w:cs="Poppins" w:eastAsia="Poppins"/>
                 <w:sz w:val="20"/>
                 <w:szCs w:val="20"/>
               </w:rPr>
@@ -1169,14 +1169,14 @@
               <w:ind w:left="57" w:right="57"/>
               <w:jc w:val="center"/>
               <w:rPr>
-                <w:rFonts w:ascii="Poppins" w:hAnsi="Poppins" w:cs="Poppins"/>
+                <w:rFonts w:ascii="Poppins" w:hAnsi="Poppins" w:cs="Poppins" w:eastAsia="Poppins"/>
                 <w:sz w:val="20"/>
                 <w:szCs w:val="20"/>
               </w:rPr>
             </w:pPr>
             <w:r>
               <w:rPr>
-                <w:rFonts w:ascii="Poppins" w:hAnsi="Poppins" w:cs="Poppins"/>
+                <w:rFonts w:ascii="Poppins" w:hAnsi="Poppins" w:cs="Poppins" w:eastAsia="Poppins"/>
                 <w:sz w:val="20"/>
                 <w:szCs w:val="20"/>
               </w:rPr>
@@ -1195,14 +1195,14 @@
               <w:ind w:left="57" w:right="57"/>
               <w:jc w:val="center"/>
               <w:rPr>
-                <w:rFonts w:ascii="Poppins" w:hAnsi="Poppins" w:cs="Poppins"/>
+                <w:rFonts w:ascii="Poppins" w:hAnsi="Poppins" w:cs="Poppins" w:eastAsia="Poppins"/>
                 <w:sz w:val="20"/>
                 <w:szCs w:val="20"/>
               </w:rPr>
             </w:pPr>
             <w:r>
               <w:rPr>
-                <w:rFonts w:ascii="Poppins" w:hAnsi="Poppins" w:cs="Poppins"/>
+                <w:rFonts w:ascii="Poppins" w:hAnsi="Poppins" w:cs="Poppins" w:eastAsia="Poppins"/>
                 <w:sz w:val="20"/>
                 <w:szCs w:val="20"/>
               </w:rPr>
@@ -1220,7 +1220,7 @@
         </w:tabs>
         <w:ind w:left="357"/>
         <w:rPr>
-          <w:rFonts w:ascii="Poppins" w:hAnsi="Poppins" w:cs="Poppins"/>
+          <w:rFonts w:ascii="Poppins" w:hAnsi="Poppins" w:cs="Poppins" w:eastAsia="Poppins"/>
           <w:sz w:val="20"/>
           <w:szCs w:val="20"/>
         </w:rPr>
@@ -1234,7 +1234,7 @@
         </w:tabs>
         <w:ind w:left="357"/>
         <w:rPr>
-          <w:rFonts w:ascii="Poppins" w:hAnsi="Poppins" w:cs="Poppins"/>
+          <w:rFonts w:ascii="Poppins" w:hAnsi="Poppins" w:cs="Poppins" w:eastAsia="Poppins"/>
           <w:sz w:val="20"/>
           <w:szCs w:val="20"/>
         </w:rPr>
@@ -1243,7 +1243,7 @@
     <w:p>
       <w:pPr>
         <w:rPr>
-          <w:rFonts w:ascii="Poppins" w:hAnsi="Poppins" w:cs="Poppins"/>
+          <w:rFonts w:ascii="Poppins" w:hAnsi="Poppins" w:cs="Poppins" w:eastAsia="Poppins"/>
           <w:sz w:val="20"/>
           <w:szCs w:val="20"/>
         </w:rPr>
@@ -1275,7 +1275,7 @@
         <w:ind w:left="720" w:hanging="360"/>
       </w:pPr>
       <w:rPr>
-        <w:rFonts w:ascii="Verdana" w:hAnsi="Verdana" w:hint="default"/>
+        <w:rFonts w:ascii="Poppins" w:hAnsi="Poppins" w:hint="default" w:eastAsia="Poppins" w:cs="Poppins"/>
         <w:sz w:val="20"/>
       </w:rPr>
     </w:lvl>
@@ -1366,7 +1366,7 @@
         <w:ind w:left="720" w:hanging="360"/>
       </w:pPr>
       <w:rPr>
-        <w:rFonts w:ascii="Verdana" w:hAnsi="Verdana" w:hint="default"/>
+        <w:rFonts w:ascii="Poppins" w:hAnsi="Poppins" w:hint="default" w:eastAsia="Poppins" w:cs="Poppins"/>
         <w:sz w:val="20"/>
       </w:rPr>
     </w:lvl>
@@ -1573,7 +1573,7 @@
   <w:docDefaults>
     <w:rPrDefault>
       <w:rPr>
-        <w:rFonts w:ascii="Times New Roman" w:eastAsia="Times New Roman" w:hAnsi="Times New Roman" w:cs="Times New Roman"/>
+        <w:rFonts w:ascii="Poppins" w:eastAsia="Poppins" w:hAnsi="Poppins" w:cs="Poppins"/>
         <w:lang w:val="hu-HU" w:eastAsia="hu-HU" w:bidi="ar-SA"/>
       </w:rPr>
     </w:rPrDefault>
@@ -1993,7 +1993,7 @@
       <w:jc w:val="center"/>
     </w:pPr>
     <w:rPr>
-      <w:rFonts w:ascii="Garamond" w:hAnsi="Garamond"/>
+      <w:rFonts w:ascii="Poppins" w:hAnsi="Poppins" w:eastAsia="Poppins" w:cs="Poppins"/>
       <w:b/>
       <w:bCs/>
       <w:sz w:val="32"/>
@@ -2007,7 +2007,7 @@
       <w:jc w:val="both"/>
     </w:pPr>
     <w:rPr>
-      <w:rFonts w:ascii="Garamond" w:hAnsi="Garamond"/>
+      <w:rFonts w:ascii="Poppins" w:hAnsi="Poppins" w:eastAsia="Poppins" w:cs="Poppins"/>
     </w:rPr>
   </w:style>
   <w:style w:type="paragraph" w:customStyle="1" w:styleId="Listaszerbekezds1">
@@ -2020,7 +2020,7 @@
       <w:contextualSpacing/>
     </w:pPr>
     <w:rPr>
-      <w:rFonts w:ascii="Calibri" w:hAnsi="Calibri"/>
+      <w:rFonts w:ascii="Poppins" w:hAnsi="Poppins" w:eastAsia="Poppins" w:cs="Poppins"/>
       <w:sz w:val="22"/>
       <w:szCs w:val="22"/>
     </w:rPr>
@@ -2057,7 +2057,7 @@
     <w:link w:val="BuborkszvegChar"/>
     <w:rsid w:val="00817031"/>
     <w:rPr>
-      <w:rFonts w:ascii="Segoe UI" w:hAnsi="Segoe UI" w:cs="Segoe UI"/>
+      <w:rFonts w:ascii="Poppins" w:hAnsi="Poppins" w:cs="Poppins" w:eastAsia="Poppins"/>
       <w:sz w:val="18"/>
       <w:szCs w:val="18"/>
     </w:rPr>
@@ -2068,7 +2068,7 @@
     <w:link w:val="Buborkszveg"/>
     <w:rsid w:val="00817031"/>
     <w:rPr>
-      <w:rFonts w:ascii="Segoe UI" w:hAnsi="Segoe UI" w:cs="Segoe UI"/>
+      <w:rFonts w:ascii="Poppins" w:hAnsi="Poppins" w:cs="Poppins" w:eastAsia="Poppins"/>
       <w:sz w:val="18"/>
       <w:szCs w:val="18"/>
     </w:rPr>
@@ -2119,9 +2119,9 @@
     </a:clrScheme>
     <a:fontScheme name="Office">
       <a:majorFont>
-        <a:latin typeface="Cambria"/>
-        <a:ea typeface=""/>
-        <a:cs typeface=""/>
+        <a:latin typeface="Poppins"/>
+        <a:ea typeface="Poppins"/>
+        <a:cs typeface="Poppins"/>
         <a:font script="Jpan" typeface="ＭＳ ゴシック"/>
         <a:font script="Hang" typeface="맑은 고딕"/>
         <a:font script="Hans" typeface="宋体"/>
@@ -2153,9 +2153,9 @@
         <a:font script="Uigh" typeface="Microsoft Uighur"/>
       </a:majorFont>
       <a:minorFont>
-        <a:latin typeface="Calibri"/>
-        <a:ea typeface=""/>
-        <a:cs typeface=""/>
+        <a:latin typeface="Poppins"/>
+        <a:ea typeface="Poppins"/>
+        <a:cs typeface="Poppins"/>
         <a:font script="Jpan" typeface="ＭＳ 明朝"/>
         <a:font script="Hang" typeface="맑은 고딕"/>
         <a:font script="Hans" typeface="宋体"/>
